--- a/PRDs/entities/Dues-Entity-PRD.docx
+++ b/PRDs/entities/Dues-Entity-PRD.docx
@@ -300,16 +300,7 @@
           </w:tcPr>
           <w:p>
             <w:r>
-              <w:rPr>
-                <w:rFonts w:ascii="Arial" w:cs="Arial" w:eastAsia="Arial" w:hAnsi="Arial"/>
-                <w:b w:val="false"/>
-                <w:bCs w:val="false"/>
-                <w:i w:val="false"/>
-                <w:iCs w:val="false"/>
-                <w:sz w:val="20"/>
-                <w:szCs w:val="20"/>
-              </w:rPr>
-              <w:t xml:space="preserve">1.0</w:t>
+              <w:t>1.1</w:t>
             </w:r>
           </w:p>
         </w:tc>
@@ -430,16 +421,7 @@
           </w:tcPr>
           <w:p>
             <w:r>
-              <w:rPr>
-                <w:rFonts w:ascii="Arial" w:cs="Arial" w:eastAsia="Arial" w:hAnsi="Arial"/>
-                <w:b w:val="false"/>
-                <w:bCs w:val="false"/>
-                <w:i w:val="false"/>
-                <w:iCs w:val="false"/>
-                <w:sz w:val="20"/>
-                <w:szCs w:val="20"/>
-              </w:rPr>
-              <w:t xml:space="preserve">04-05-26 22:00</w:t>
+              <w:t>04-15-26 23:20</w:t>
             </w:r>
           </w:p>
         </w:tc>
@@ -935,6 +917,70 @@
                 <w:szCs w:val="20"/>
               </w:rPr>
               <w:t xml:space="preserve">No</w:t>
+            </w:r>
+          </w:p>
+        </w:tc>
+      </w:tr>
+      <w:tr>
+        <w:tc>
+          <w:tcPr>
+            <w:tcW w:type="dxa" w:w="2800"/>
+            <w:tcBorders>
+              <w:top w:val="single" w:color="AAAAAA" w:sz="1"/>
+              <w:left w:val="single" w:color="AAAAAA" w:sz="1"/>
+              <w:bottom w:val="single" w:color="AAAAAA" w:sz="1"/>
+              <w:right w:val="single" w:color="AAAAAA" w:sz="1"/>
+            </w:tcBorders>
+            <w:tcMar>
+              <w:top w:type="dxa" w:w="60"/>
+              <w:left w:type="dxa" w:w="100"/>
+              <w:bottom w:type="dxa" w:w="60"/>
+              <w:right w:type="dxa" w:w="100"/>
+            </w:tcMar>
+          </w:tcPr>
+          <w:p>
+            <w:r>
+              <w:rPr>
+                <w:rFonts w:ascii="Arial" w:cs="Arial" w:eastAsia="Arial" w:hAnsi="Arial"/>
+                <w:b/>
+                <w:bCs/>
+                <w:i w:val="false"/>
+                <w:iCs w:val="false"/>
+                <w:sz w:val="20"/>
+                <w:szCs w:val="20"/>
+              </w:rPr>
+              <w:t>Primary Domain</w:t>
+            </w:r>
+          </w:p>
+        </w:tc>
+        <w:tc>
+          <w:tcPr>
+            <w:tcW w:type="dxa" w:w="6560"/>
+            <w:tcBorders>
+              <w:top w:val="single" w:color="AAAAAA" w:sz="1"/>
+              <w:left w:val="single" w:color="AAAAAA" w:sz="1"/>
+              <w:bottom w:val="single" w:color="AAAAAA" w:sz="1"/>
+              <w:right w:val="single" w:color="AAAAAA" w:sz="1"/>
+            </w:tcBorders>
+            <w:tcMar>
+              <w:top w:type="dxa" w:w="60"/>
+              <w:left w:type="dxa" w:w="100"/>
+              <w:bottom w:type="dxa" w:w="60"/>
+              <w:right w:type="dxa" w:w="100"/>
+            </w:tcMar>
+          </w:tcPr>
+          <w:p>
+            <w:r>
+              <w:rPr>
+                <w:rFonts w:ascii="Arial" w:cs="Arial" w:eastAsia="Arial" w:hAnsi="Arial"/>
+                <w:b w:val="false"/>
+                <w:bCs w:val="false"/>
+                <w:i w:val="false"/>
+                <w:iCs w:val="false"/>
+                <w:sz w:val="20"/>
+                <w:szCs w:val="20"/>
+              </w:rPr>
+              <w:t>Mentor Recruitment (MR)</w:t>
             </w:r>
           </w:p>
         </w:tc>
